--- a/Quellen/Testmethoden/Security_Testing_Framework_Kali_EN.docx
+++ b/Quellen/Testmethoden/Security_Testing_Framework_Kali_EN.docx
@@ -12050,6 +12050,15 @@
 </file>
 
 <file path=customXml/item2.xml><?xml version="1.0" encoding="utf-8"?>
+<?mso-contentType ?>
+<FormTemplates xmlns="http://schemas.microsoft.com/sharepoint/v3/contenttype/forms">
+  <Display>DocumentLibraryForm</Display>
+  <Edit>DocumentLibraryForm</Edit>
+  <New>DocumentLibraryForm</New>
+</FormTemplates>
+</file>
+
+<file path=customXml/item3.xml><?xml version="1.0" encoding="utf-8"?>
 <p:properties xmlns:p="http://schemas.microsoft.com/office/2006/metadata/properties" xmlns:xsi="http://www.w3.org/2001/XMLSchema-instance" xmlns:pc="http://schemas.microsoft.com/office/infopath/2007/PartnerControls">
   <documentManagement>
     <TaxCatchAll xmlns="c101e2d4-f9b8-4b59-85af-c757280c9e2a" xsi:nil="true"/>
@@ -12058,15 +12067,6 @@
     </lcf76f155ced4ddcb4097134ff3c332f>
   </documentManagement>
 </p:properties>
-</file>
-
-<file path=customXml/item3.xml><?xml version="1.0" encoding="utf-8"?>
-<?mso-contentType ?>
-<FormTemplates xmlns="http://schemas.microsoft.com/sharepoint/v3/contenttype/forms">
-  <Display>DocumentLibraryForm</Display>
-  <Edit>DocumentLibraryForm</Edit>
-  <New>DocumentLibraryForm</New>
-</FormTemplates>
 </file>
 
 <file path=customXml/itemProps1.xml><?xml version="1.0" encoding="utf-8"?>
@@ -12089,6 +12089,14 @@
 </file>
 
 <file path=customXml/itemProps2.xml><?xml version="1.0" encoding="utf-8"?>
+<ds:datastoreItem xmlns:ds="http://schemas.openxmlformats.org/officeDocument/2006/customXml" ds:itemID="{2CE8ADA1-C12E-482F-84E0-2B8D224F7F5A}">
+  <ds:schemaRefs>
+    <ds:schemaRef ds:uri="http://schemas.microsoft.com/sharepoint/v3/contenttype/forms"/>
+  </ds:schemaRefs>
+</ds:datastoreItem>
+</file>
+
+<file path=customXml/itemProps3.xml><?xml version="1.0" encoding="utf-8"?>
 <ds:datastoreItem xmlns:ds="http://schemas.openxmlformats.org/officeDocument/2006/customXml" ds:itemID="{06B65B88-1340-477B-9877-F5CF3CE2620E}">
   <ds:schemaRefs>
     <ds:schemaRef ds:uri="http://schemas.microsoft.com/office/2006/metadata/properties"/>
@@ -12099,14 +12107,6 @@
 </ds:datastoreItem>
 </file>
 
-<file path=customXml/itemProps3.xml><?xml version="1.0" encoding="utf-8"?>
-<ds:datastoreItem xmlns:ds="http://schemas.openxmlformats.org/officeDocument/2006/customXml" ds:itemID="{2CE8ADA1-C12E-482F-84E0-2B8D224F7F5A}">
-  <ds:schemaRefs>
-    <ds:schemaRef ds:uri="http://schemas.microsoft.com/sharepoint/v3/contenttype/forms"/>
-  </ds:schemaRefs>
-</ds:datastoreItem>
-</file>
-
 <file path=docMetadata/LabelInfo.xml><?xml version="1.0" encoding="utf-8"?>
 <clbl:labelList xmlns:clbl="http://schemas.microsoft.com/office/2020/mipLabelMetadata">
   <clbl:label id="{39a2bf83-66a5-4a83-86f7-a5e71e321ff7}" enabled="1" method="Standard" siteId="{2782ef14-4849-46b4-b90d-d7e83fc425ca}" contentBits="2" removed="0"/>

--- a/Quellen/Testmethoden/Security_Testing_Framework_Kali_EN.docx
+++ b/Quellen/Testmethoden/Security_Testing_Framework_Kali_EN.docx
@@ -4610,6 +4610,7 @@
                 <w:lang w:val="en-US"/>
               </w:rPr>
             </w:pPr>
+            <w:commentRangeStart w:id="8"/>
             <w:r>
               <w:rPr>
                 <w:rFonts w:ascii="Consolas" w:eastAsia="Consolas" w:hAnsi="Consolas" w:cs="Consolas"/>
@@ -4799,6 +4800,16 @@
                 <w:lang w:val="pt-BR"/>
               </w:rPr>
               <w:t>curl "http://127.0.0.1:8090/OTHER/core/other/htmlreport/" -o cm004_&lt;role&gt;_report.html</w:t>
+            </w:r>
+            <w:commentRangeEnd w:id="8"/>
+            <w:r>
+              <w:rPr>
+                <w:rStyle w:val="Kommentarzeichen"/>
+                <w:sz w:val="21"/>
+                <w:szCs w:val="21"/>
+                <w:lang w:val="pt-BR"/>
+              </w:rPr>
+              <w:commentReference w:id="8"/>
             </w:r>
           </w:p>
         </w:tc>
@@ -4893,15 +4904,15 @@
               </w:rPr>
               <w:t xml:space="preserve">Any successful action outside a role's intended permissions is a </w:t>
             </w:r>
-            <w:commentRangeStart w:id="8"/>
             <w:commentRangeStart w:id="9"/>
+            <w:commentRangeStart w:id="10"/>
             <w:r>
               <w:rPr>
                 <w:lang w:val="en-US"/>
               </w:rPr>
               <w:t>finding</w:t>
             </w:r>
-            <w:commentRangeEnd w:id="8"/>
+            <w:commentRangeEnd w:id="9"/>
             <w:r>
               <w:rPr>
                 <w:rStyle w:val="Kommentarzeichen"/>
@@ -4909,9 +4920,9 @@
                 <w:szCs w:val="21"/>
                 <w:lang w:val="en-US"/>
               </w:rPr>
-              <w:commentReference w:id="8"/>
-            </w:r>
-            <w:commentRangeEnd w:id="9"/>
+              <w:commentReference w:id="9"/>
+            </w:r>
+            <w:commentRangeEnd w:id="10"/>
             <w:r>
               <w:rPr>
                 <w:rStyle w:val="Kommentarzeichen"/>
@@ -4919,7 +4930,7 @@
                 <w:szCs w:val="21"/>
                 <w:lang w:val="en-US"/>
               </w:rPr>
-              <w:commentReference w:id="9"/>
+              <w:commentReference w:id="10"/>
             </w:r>
             <w:r>
               <w:rPr>
@@ -6890,7 +6901,7 @@
               </w:rPr>
               <w:t xml:space="preserve">The list of allowed web / management interfaces. For embedded devices, also plan hardware access for a UART/JTAG check (outside this </w:t>
             </w:r>
-            <w:commentRangeStart w:id="10"/>
+            <w:commentRangeStart w:id="11"/>
             <w:r>
               <w:rPr>
                 <w:sz w:val="19"/>
@@ -6899,7 +6910,7 @@
               </w:rPr>
               <w:t>tool</w:t>
             </w:r>
-            <w:commentRangeEnd w:id="10"/>
+            <w:commentRangeEnd w:id="11"/>
             <w:r>
               <w:rPr>
                 <w:rStyle w:val="Kommentarzeichen"/>
@@ -6907,7 +6918,7 @@
                 <w:szCs w:val="19"/>
                 <w:lang w:val="en-US"/>
               </w:rPr>
-              <w:commentReference w:id="10"/>
+              <w:commentReference w:id="11"/>
             </w:r>
             <w:r>
               <w:rPr>
@@ -9693,7 +9704,7 @@
               </w:rPr>
               <w:t xml:space="preserve">PASS if no crash / undefined behavior occurs; FAIL if an </w:t>
             </w:r>
-            <w:commentRangeStart w:id="11"/>
+            <w:commentRangeStart w:id="12"/>
             <w:r>
               <w:rPr>
                 <w:b/>
@@ -9704,7 +9715,7 @@
               </w:rPr>
               <w:t>exploitable</w:t>
             </w:r>
-            <w:commentRangeEnd w:id="11"/>
+            <w:commentRangeEnd w:id="12"/>
             <w:r>
               <w:rPr>
                 <w:rStyle w:val="Kommentarzeichen"/>
@@ -9714,7 +9725,7 @@
                 <w:szCs w:val="19"/>
                 <w:lang w:val="en-US"/>
               </w:rPr>
-              <w:commentReference w:id="11"/>
+              <w:commentReference w:id="12"/>
             </w:r>
             <w:r>
               <w:rPr>
@@ -10034,7 +10045,80 @@
       </w:r>
     </w:p>
   </w:comment>
-  <w:comment w:id="8" w:author="Striegel, Martin" w:date="2026-07-24T17:09:00Z" w:initials="MS">
+  <w:comment w:id="8" w:author="Nuber, Nathalie" w:date="2026-09-03T08:39:00Z" w:initials="NN">
+    <w:p>
+      <w:pPr>
+        <w:pStyle w:val="Kommentartext"/>
+      </w:pPr>
+      <w:r>
+        <w:rPr>
+          <w:rStyle w:val="Kommentarzeichen"/>
+        </w:rPr>
+        <w:annotationRef/>
+      </w:r>
+      <w:r>
+        <w:t>zaproxy -daemon -host 127.0.0.1 -port 8090 -config api.disablekey=true</w:t>
+      </w:r>
+    </w:p>
+    <w:p>
+      <w:pPr>
+        <w:pStyle w:val="Kommentartext"/>
+      </w:pPr>
+      <w:r>
+        <w:t>curl "</w:t>
+      </w:r>
+      <w:hyperlink r:id="rId1" w:history="1">
+        <w:r>
+          <w:rPr>
+            <w:rStyle w:val="Hyperlink"/>
+          </w:rPr>
+          <w:t>http://127.0.0.1:8090/JSON/spider/action/scan/?url=http://192.168.0.2/</w:t>
+        </w:r>
+      </w:hyperlink>
+      <w:r>
+        <w:t>"</w:t>
+      </w:r>
+    </w:p>
+    <w:p>
+      <w:pPr>
+        <w:pStyle w:val="Kommentartext"/>
+      </w:pPr>
+      <w:r>
+        <w:t>curl "</w:t>
+      </w:r>
+      <w:hyperlink r:id="rId2" w:history="1">
+        <w:r>
+          <w:rPr>
+            <w:rStyle w:val="Hyperlink"/>
+          </w:rPr>
+          <w:t>http://127.0.0.1:8090/JSON/ascan/action/scan/?url=http://192.168.0.2/</w:t>
+        </w:r>
+      </w:hyperlink>
+      <w:r>
+        <w:t>"</w:t>
+      </w:r>
+    </w:p>
+    <w:p>
+      <w:pPr>
+        <w:pStyle w:val="Kommentartext"/>
+      </w:pPr>
+      <w:r>
+        <w:t>curl "</w:t>
+      </w:r>
+      <w:hyperlink r:id="rId3" w:history="1">
+        <w:r>
+          <w:rPr>
+            <w:rStyle w:val="Hyperlink"/>
+          </w:rPr>
+          <w:t>http://127.0.0.1:8090/OTHER/core/other/htmlreport/</w:t>
+        </w:r>
+      </w:hyperlink>
+      <w:r>
+        <w:t>" -o cm004_srio_report.html</w:t>
+      </w:r>
+    </w:p>
+  </w:comment>
+  <w:comment w:id="9" w:author="Striegel, Martin" w:date="2026-07-24T17:09:00Z" w:initials="MS">
     <w:p>
       <w:pPr>
         <w:pStyle w:val="Kommentartext"/>
@@ -10050,7 +10134,7 @@
       </w:r>
     </w:p>
   </w:comment>
-  <w:comment w:id="9" w:author="Striegel, Martin" w:date="2026-07-24T17:09:00Z" w:initials="MS">
+  <w:comment w:id="10" w:author="Striegel, Martin" w:date="2026-07-24T17:09:00Z" w:initials="MS">
     <w:p>
       <w:pPr>
         <w:pStyle w:val="Kommentartext"/>
@@ -10066,7 +10150,7 @@
       </w:r>
     </w:p>
   </w:comment>
-  <w:comment w:id="10" w:author="Striegel, Martin" w:date="2026-07-24T17:10:00Z" w:initials="MS">
+  <w:comment w:id="11" w:author="Striegel, Martin" w:date="2026-07-24T17:10:00Z" w:initials="MS">
     <w:p>
       <w:pPr>
         <w:pStyle w:val="Kommentartext"/>
@@ -10082,7 +10166,7 @@
       </w:r>
     </w:p>
   </w:comment>
-  <w:comment w:id="11" w:author="Striegel, Martin" w:date="2026-07-24T17:11:00Z" w:initials="MS">
+  <w:comment w:id="12" w:author="Striegel, Martin" w:date="2026-07-24T17:11:00Z" w:initials="MS">
     <w:p>
       <w:pPr>
         <w:pStyle w:val="Kommentartext"/>
@@ -10111,6 +10195,7 @@
   <w15:commentEx w15:paraId="31F28035" w15:paraIdParent="48F132F9" w15:done="0"/>
   <w15:commentEx w15:paraId="162F9A1D" w15:done="0"/>
   <w15:commentEx w15:paraId="0F9B02D4" w15:paraIdParent="162F9A1D" w15:done="0"/>
+  <w15:commentEx w15:paraId="735DCCB3" w15:done="0"/>
   <w15:commentEx w15:paraId="473E83AF" w15:done="0"/>
   <w15:commentEx w15:paraId="503E5248" w15:paraIdParent="473E83AF" w15:done="0"/>
   <w15:commentEx w15:paraId="72E8A015" w15:done="0"/>
@@ -10128,6 +10213,7 @@
   <w16cex:commentExtensible w16cex:durableId="7CB090D7" w16cex:dateUtc="2026-07-24T15:06:00Z"/>
   <w16cex:commentExtensible w16cex:durableId="483714DA" w16cex:dateUtc="2026-07-24T15:07:00Z"/>
   <w16cex:commentExtensible w16cex:durableId="3BA91823" w16cex:dateUtc="2026-07-24T15:08:00Z"/>
+  <w16cex:commentExtensible w16cex:durableId="08564D9F" w16cex:dateUtc="2026-09-03T06:39:00Z"/>
   <w16cex:commentExtensible w16cex:durableId="0E43BB5E" w16cex:dateUtc="2026-07-24T15:09:00Z"/>
   <w16cex:commentExtensible w16cex:durableId="31EF5073" w16cex:dateUtc="2026-07-24T15:09:00Z"/>
   <w16cex:commentExtensible w16cex:durableId="2EE8EE0A" w16cex:dateUtc="2026-07-24T15:10:00Z"/>
@@ -10145,6 +10231,7 @@
   <w16cid:commentId w16cid:paraId="31F28035" w16cid:durableId="7CB090D7"/>
   <w16cid:commentId w16cid:paraId="162F9A1D" w16cid:durableId="483714DA"/>
   <w16cid:commentId w16cid:paraId="0F9B02D4" w16cid:durableId="3BA91823"/>
+  <w16cid:commentId w16cid:paraId="735DCCB3" w16cid:durableId="08564D9F"/>
   <w16cid:commentId w16cid:paraId="473E83AF" w16cid:durableId="0E43BB5E"/>
   <w16cid:commentId w16cid:paraId="503E5248" w16cid:durableId="31EF5073"/>
   <w16cid:commentId w16cid:paraId="72E8A015" w16cid:durableId="2EE8EE0A"/>
@@ -10811,6 +10898,9 @@
 <w15:people xmlns:wpc="http://schemas.microsoft.com/office/word/2010/wordprocessingCanvas" xmlns:cx="http://schemas.microsoft.com/office/drawing/2014/chartex" xmlns:cx1="http://schemas.microsoft.com/office/drawing/2015/9/8/chartex" xmlns:cx2="http://schemas.microsoft.com/office/drawing/2015/10/21/chartex" xmlns:cx3="http://schemas.microsoft.com/office/drawing/2016/5/9/chartex" xmlns:cx4="http://schemas.microsoft.com/office/drawing/2016/5/10/chartex" xmlns:cx5="http://schemas.microsoft.com/office/drawing/2016/5/11/chartex" xmlns:cx6="http://schemas.microsoft.com/office/drawing/2016/5/12/chartex" xmlns:cx7="http://schemas.microsoft.com/office/drawing/2016/5/13/chartex" xmlns:cx8="http://schemas.microsoft.com/office/drawing/2016/5/14/chartex" xmlns:mc="http://schemas.openxmlformats.org/markup-compatibility/2006" xmlns:aink="http://schemas.microsoft.com/office/drawing/2016/ink" xmlns:am3d="http://schemas.microsoft.com/office/drawing/2017/model3d" xmlns:o="urn:schemas-microsoft-com:office:office" xmlns:oel="http://schemas.microsoft.com/office/2019/extlst" xmlns:r="http://schemas.openxmlformats.org/officeDocument/2006/relationships" xmlns:m="http://schemas.openxmlformats.org/officeDocument/2006/math" xmlns:v="urn:schemas-microsoft-com:vml" xmlns:wp14="http://schemas.microsoft.com/office/word/2010/wordprocessingDrawing" xmlns:wp="http://schemas.openxmlformats.org/drawingml/2006/wordprocessingDrawing" xmlns:w10="urn:schemas-microsoft-com:office:word" xmlns:w="http://schemas.openxmlformats.org/wordprocessingml/2006/main" xmlns:w14="http://schemas.microsoft.com/office/word/2010/wordml" xmlns:w15="http://schemas.microsoft.com/office/word/2012/wordml" xmlns:w16cex="http://schemas.microsoft.com/office/word/2018/wordml/cex" xmlns:w16cid="http://schemas.microsoft.com/office/word/2016/wordml/cid" xmlns:w16="http://schemas.microsoft.com/office/word/2018/wordml" xmlns:w16du="http://schemas.microsoft.com/office/word/2023/wordml/word16du" xmlns:w16sdtdh="http://schemas.microsoft.com/office/word/2020/wordml/sdtdatahash" xmlns:w16sdtfl="http://schemas.microsoft.com/office/word/2024/wordml/sdtformatlock" xmlns:w16se="http://schemas.microsoft.com/office/word/2015/wordml/symex" xmlns:wpg="http://schemas.microsoft.com/office/word/2010/wordprocessingGroup" xmlns:wpi="http://schemas.microsoft.com/office/word/2010/wordprocessingInk" xmlns:wne="http://schemas.microsoft.com/office/word/2006/wordml" xmlns:wps="http://schemas.microsoft.com/office/word/2010/wordprocessingShape" mc:Ignorable="w14 w15 w16se w16cid w16 w16cex w16sdtdh w16sdtfl w16du wp14">
   <w15:person w15:author="Striegel, Martin">
     <w15:presenceInfo w15:providerId="AD" w15:userId="S::martin.striegel@ifm.com::9d646231-3585-4d5e-a9d6-19e2fe568df8"/>
+  </w15:person>
+  <w15:person w15:author="Nuber, Nathalie">
+    <w15:presenceInfo w15:providerId="AD" w15:userId="S::nathalie.nuber@ifm.com::64826a5e-75fc-44e6-a073-417b106d7220"/>
   </w15:person>
 </w15:people>
 </file>
@@ -11502,6 +11592,18 @@
       <w:szCs w:val="20"/>
     </w:rPr>
   </w:style>
+  <w:style w:type="character" w:styleId="NichtaufgelsteErwhnung">
+    <w:name w:val="Unresolved Mention"/>
+    <w:basedOn w:val="Absatz-Standardschriftart"/>
+    <w:uiPriority w:val="99"/>
+    <w:semiHidden/>
+    <w:unhideWhenUsed/>
+    <w:rsid w:val="002F0830"/>
+    <w:rPr>
+      <w:color w:val="605E5C"/>
+      <w:shd w:val="clear" w:color="auto" w:fill="E1DFDD"/>
+    </w:rPr>
+  </w:style>
 </w:styles>
 </file>
 
@@ -12050,15 +12152,6 @@
 </file>
 
 <file path=customXml/item2.xml><?xml version="1.0" encoding="utf-8"?>
-<?mso-contentType ?>
-<FormTemplates xmlns="http://schemas.microsoft.com/sharepoint/v3/contenttype/forms">
-  <Display>DocumentLibraryForm</Display>
-  <Edit>DocumentLibraryForm</Edit>
-  <New>DocumentLibraryForm</New>
-</FormTemplates>
-</file>
-
-<file path=customXml/item3.xml><?xml version="1.0" encoding="utf-8"?>
 <p:properties xmlns:p="http://schemas.microsoft.com/office/2006/metadata/properties" xmlns:xsi="http://www.w3.org/2001/XMLSchema-instance" xmlns:pc="http://schemas.microsoft.com/office/infopath/2007/PartnerControls">
   <documentManagement>
     <TaxCatchAll xmlns="c101e2d4-f9b8-4b59-85af-c757280c9e2a" xsi:nil="true"/>
@@ -12067,6 +12160,15 @@
     </lcf76f155ced4ddcb4097134ff3c332f>
   </documentManagement>
 </p:properties>
+</file>
+
+<file path=customXml/item3.xml><?xml version="1.0" encoding="utf-8"?>
+<?mso-contentType ?>
+<FormTemplates xmlns="http://schemas.microsoft.com/sharepoint/v3/contenttype/forms">
+  <Display>DocumentLibraryForm</Display>
+  <Edit>DocumentLibraryForm</Edit>
+  <New>DocumentLibraryForm</New>
+</FormTemplates>
 </file>
 
 <file path=customXml/itemProps1.xml><?xml version="1.0" encoding="utf-8"?>
@@ -12089,14 +12191,6 @@
 </file>
 
 <file path=customXml/itemProps2.xml><?xml version="1.0" encoding="utf-8"?>
-<ds:datastoreItem xmlns:ds="http://schemas.openxmlformats.org/officeDocument/2006/customXml" ds:itemID="{2CE8ADA1-C12E-482F-84E0-2B8D224F7F5A}">
-  <ds:schemaRefs>
-    <ds:schemaRef ds:uri="http://schemas.microsoft.com/sharepoint/v3/contenttype/forms"/>
-  </ds:schemaRefs>
-</ds:datastoreItem>
-</file>
-
-<file path=customXml/itemProps3.xml><?xml version="1.0" encoding="utf-8"?>
 <ds:datastoreItem xmlns:ds="http://schemas.openxmlformats.org/officeDocument/2006/customXml" ds:itemID="{06B65B88-1340-477B-9877-F5CF3CE2620E}">
   <ds:schemaRefs>
     <ds:schemaRef ds:uri="http://schemas.microsoft.com/office/2006/metadata/properties"/>
@@ -12107,6 +12201,14 @@
 </ds:datastoreItem>
 </file>
 
+<file path=customXml/itemProps3.xml><?xml version="1.0" encoding="utf-8"?>
+<ds:datastoreItem xmlns:ds="http://schemas.openxmlformats.org/officeDocument/2006/customXml" ds:itemID="{2CE8ADA1-C12E-482F-84E0-2B8D224F7F5A}">
+  <ds:schemaRefs>
+    <ds:schemaRef ds:uri="http://schemas.microsoft.com/sharepoint/v3/contenttype/forms"/>
+  </ds:schemaRefs>
+</ds:datastoreItem>
+</file>
+
 <file path=docMetadata/LabelInfo.xml><?xml version="1.0" encoding="utf-8"?>
 <clbl:labelList xmlns:clbl="http://schemas.microsoft.com/office/2020/mipLabelMetadata">
   <clbl:label id="{39a2bf83-66a5-4a83-86f7-a5e71e321ff7}" enabled="1" method="Standard" siteId="{2782ef14-4849-46b4-b90d-d7e83fc425ca}" contentBits="2" removed="0"/>

--- a/Quellen/Testmethoden/Security_Testing_Framework_Kali_EN.docx
+++ b/Quellen/Testmethoden/Security_Testing_Framework_Kali_EN.docx
@@ -4610,7 +4610,6 @@
                 <w:lang w:val="en-US"/>
               </w:rPr>
             </w:pPr>
-            <w:commentRangeStart w:id="8"/>
             <w:r>
               <w:rPr>
                 <w:rFonts w:ascii="Consolas" w:eastAsia="Consolas" w:hAnsi="Consolas" w:cs="Consolas"/>
@@ -4800,16 +4799,6 @@
                 <w:lang w:val="pt-BR"/>
               </w:rPr>
               <w:t>curl "http://127.0.0.1:8090/OTHER/core/other/htmlreport/" -o cm004_&lt;role&gt;_report.html</w:t>
-            </w:r>
-            <w:commentRangeEnd w:id="8"/>
-            <w:r>
-              <w:rPr>
-                <w:rStyle w:val="Kommentarzeichen"/>
-                <w:sz w:val="21"/>
-                <w:szCs w:val="21"/>
-                <w:lang w:val="pt-BR"/>
-              </w:rPr>
-              <w:commentReference w:id="8"/>
             </w:r>
           </w:p>
         </w:tc>
@@ -4904,15 +4893,15 @@
               </w:rPr>
               <w:t xml:space="preserve">Any successful action outside a role's intended permissions is a </w:t>
             </w:r>
+            <w:commentRangeStart w:id="8"/>
             <w:commentRangeStart w:id="9"/>
-            <w:commentRangeStart w:id="10"/>
             <w:r>
               <w:rPr>
                 <w:lang w:val="en-US"/>
               </w:rPr>
               <w:t>finding</w:t>
             </w:r>
-            <w:commentRangeEnd w:id="9"/>
+            <w:commentRangeEnd w:id="8"/>
             <w:r>
               <w:rPr>
                 <w:rStyle w:val="Kommentarzeichen"/>
@@ -4920,9 +4909,9 @@
                 <w:szCs w:val="21"/>
                 <w:lang w:val="en-US"/>
               </w:rPr>
-              <w:commentReference w:id="9"/>
-            </w:r>
-            <w:commentRangeEnd w:id="10"/>
+              <w:commentReference w:id="8"/>
+            </w:r>
+            <w:commentRangeEnd w:id="9"/>
             <w:r>
               <w:rPr>
                 <w:rStyle w:val="Kommentarzeichen"/>
@@ -4930,7 +4919,7 @@
                 <w:szCs w:val="21"/>
                 <w:lang w:val="en-US"/>
               </w:rPr>
-              <w:commentReference w:id="10"/>
+              <w:commentReference w:id="9"/>
             </w:r>
             <w:r>
               <w:rPr>
@@ -6901,7 +6890,7 @@
               </w:rPr>
               <w:t xml:space="preserve">The list of allowed web / management interfaces. For embedded devices, also plan hardware access for a UART/JTAG check (outside this </w:t>
             </w:r>
-            <w:commentRangeStart w:id="11"/>
+            <w:commentRangeStart w:id="10"/>
             <w:r>
               <w:rPr>
                 <w:sz w:val="19"/>
@@ -6910,7 +6899,7 @@
               </w:rPr>
               <w:t>tool</w:t>
             </w:r>
-            <w:commentRangeEnd w:id="11"/>
+            <w:commentRangeEnd w:id="10"/>
             <w:r>
               <w:rPr>
                 <w:rStyle w:val="Kommentarzeichen"/>
@@ -6918,7 +6907,7 @@
                 <w:szCs w:val="19"/>
                 <w:lang w:val="en-US"/>
               </w:rPr>
-              <w:commentReference w:id="11"/>
+              <w:commentReference w:id="10"/>
             </w:r>
             <w:r>
               <w:rPr>
@@ -9704,7 +9693,7 @@
               </w:rPr>
               <w:t xml:space="preserve">PASS if no crash / undefined behavior occurs; FAIL if an </w:t>
             </w:r>
-            <w:commentRangeStart w:id="12"/>
+            <w:commentRangeStart w:id="11"/>
             <w:r>
               <w:rPr>
                 <w:b/>
@@ -9715,7 +9704,7 @@
               </w:rPr>
               <w:t>exploitable</w:t>
             </w:r>
-            <w:commentRangeEnd w:id="12"/>
+            <w:commentRangeEnd w:id="11"/>
             <w:r>
               <w:rPr>
                 <w:rStyle w:val="Kommentarzeichen"/>
@@ -9725,7 +9714,7 @@
                 <w:szCs w:val="19"/>
                 <w:lang w:val="en-US"/>
               </w:rPr>
-              <w:commentReference w:id="12"/>
+              <w:commentReference w:id="11"/>
             </w:r>
             <w:r>
               <w:rPr>
@@ -10045,7 +10034,7 @@
       </w:r>
     </w:p>
   </w:comment>
-  <w:comment w:id="8" w:author="Nuber, Nathalie" w:date="2026-09-03T08:39:00Z" w:initials="NN">
+  <w:comment w:id="8" w:author="Striegel, Martin" w:date="2026-07-24T17:09:00Z" w:initials="MS">
     <w:p>
       <w:pPr>
         <w:pStyle w:val="Kommentartext"/>
@@ -10057,64 +10046,7 @@
         <w:annotationRef/>
       </w:r>
       <w:r>
-        <w:t>zaproxy -daemon -host 127.0.0.1 -port 8090 -config api.disablekey=true</w:t>
-      </w:r>
-    </w:p>
-    <w:p>
-      <w:pPr>
-        <w:pStyle w:val="Kommentartext"/>
-      </w:pPr>
-      <w:r>
-        <w:t>curl "</w:t>
-      </w:r>
-      <w:hyperlink r:id="rId1" w:history="1">
-        <w:r>
-          <w:rPr>
-            <w:rStyle w:val="Hyperlink"/>
-          </w:rPr>
-          <w:t>http://127.0.0.1:8090/JSON/spider/action/scan/?url=http://192.168.0.2/</w:t>
-        </w:r>
-      </w:hyperlink>
-      <w:r>
-        <w:t>"</w:t>
-      </w:r>
-    </w:p>
-    <w:p>
-      <w:pPr>
-        <w:pStyle w:val="Kommentartext"/>
-      </w:pPr>
-      <w:r>
-        <w:t>curl "</w:t>
-      </w:r>
-      <w:hyperlink r:id="rId2" w:history="1">
-        <w:r>
-          <w:rPr>
-            <w:rStyle w:val="Hyperlink"/>
-          </w:rPr>
-          <w:t>http://127.0.0.1:8090/JSON/ascan/action/scan/?url=http://192.168.0.2/</w:t>
-        </w:r>
-      </w:hyperlink>
-      <w:r>
-        <w:t>"</w:t>
-      </w:r>
-    </w:p>
-    <w:p>
-      <w:pPr>
-        <w:pStyle w:val="Kommentartext"/>
-      </w:pPr>
-      <w:r>
-        <w:t>curl "</w:t>
-      </w:r>
-      <w:hyperlink r:id="rId3" w:history="1">
-        <w:r>
-          <w:rPr>
-            <w:rStyle w:val="Hyperlink"/>
-          </w:rPr>
-          <w:t>http://127.0.0.1:8090/OTHER/core/other/htmlreport/</w:t>
-        </w:r>
-      </w:hyperlink>
-      <w:r>
-        <w:t>" -o cm004_srio_report.html</w:t>
+        <w:t>To the best of my knowledge currently only Bernatzky @ Rosenheim uses different roles in an embedded device. All others use IOT-Core with only admin user.</w:t>
       </w:r>
     </w:p>
   </w:comment>
@@ -10130,27 +10062,11 @@
         <w:annotationRef/>
       </w:r>
       <w:r>
-        <w:t>To the best of my knowledge currently only Bernatzky @ Rosenheim uses different roles in an embedded device. All others use IOT-Core with only admin user.</w:t>
-      </w:r>
-    </w:p>
-  </w:comment>
-  <w:comment w:id="10" w:author="Striegel, Martin" w:date="2026-07-24T17:09:00Z" w:initials="MS">
-    <w:p>
-      <w:pPr>
-        <w:pStyle w:val="Kommentartext"/>
-      </w:pPr>
-      <w:r>
-        <w:rPr>
-          <w:rStyle w:val="Kommentarzeichen"/>
-        </w:rPr>
-        <w:annotationRef/>
-      </w:r>
-      <w:r>
         <w:t>So please test this with Bernatzky</w:t>
       </w:r>
     </w:p>
   </w:comment>
-  <w:comment w:id="11" w:author="Striegel, Martin" w:date="2026-07-24T17:10:00Z" w:initials="MS">
+  <w:comment w:id="10" w:author="Striegel, Martin" w:date="2026-07-24T17:10:00Z" w:initials="MS">
     <w:p>
       <w:pPr>
         <w:pStyle w:val="Kommentartext"/>
@@ -10166,7 +10082,7 @@
       </w:r>
     </w:p>
   </w:comment>
-  <w:comment w:id="12" w:author="Striegel, Martin" w:date="2026-07-24T17:11:00Z" w:initials="MS">
+  <w:comment w:id="11" w:author="Striegel, Martin" w:date="2026-07-24T17:11:00Z" w:initials="MS">
     <w:p>
       <w:pPr>
         <w:pStyle w:val="Kommentartext"/>
@@ -10195,7 +10111,6 @@
   <w15:commentEx w15:paraId="31F28035" w15:paraIdParent="48F132F9" w15:done="0"/>
   <w15:commentEx w15:paraId="162F9A1D" w15:done="0"/>
   <w15:commentEx w15:paraId="0F9B02D4" w15:paraIdParent="162F9A1D" w15:done="0"/>
-  <w15:commentEx w15:paraId="735DCCB3" w15:done="0"/>
   <w15:commentEx w15:paraId="473E83AF" w15:done="0"/>
   <w15:commentEx w15:paraId="503E5248" w15:paraIdParent="473E83AF" w15:done="0"/>
   <w15:commentEx w15:paraId="72E8A015" w15:done="0"/>
@@ -10213,7 +10128,6 @@
   <w16cex:commentExtensible w16cex:durableId="7CB090D7" w16cex:dateUtc="2026-07-24T15:06:00Z"/>
   <w16cex:commentExtensible w16cex:durableId="483714DA" w16cex:dateUtc="2026-07-24T15:07:00Z"/>
   <w16cex:commentExtensible w16cex:durableId="3BA91823" w16cex:dateUtc="2026-07-24T15:08:00Z"/>
-  <w16cex:commentExtensible w16cex:durableId="08564D9F" w16cex:dateUtc="2026-09-03T06:39:00Z"/>
   <w16cex:commentExtensible w16cex:durableId="0E43BB5E" w16cex:dateUtc="2026-07-24T15:09:00Z"/>
   <w16cex:commentExtensible w16cex:durableId="31EF5073" w16cex:dateUtc="2026-07-24T15:09:00Z"/>
   <w16cex:commentExtensible w16cex:durableId="2EE8EE0A" w16cex:dateUtc="2026-07-24T15:10:00Z"/>
@@ -10231,7 +10145,6 @@
   <w16cid:commentId w16cid:paraId="31F28035" w16cid:durableId="7CB090D7"/>
   <w16cid:commentId w16cid:paraId="162F9A1D" w16cid:durableId="483714DA"/>
   <w16cid:commentId w16cid:paraId="0F9B02D4" w16cid:durableId="3BA91823"/>
-  <w16cid:commentId w16cid:paraId="735DCCB3" w16cid:durableId="08564D9F"/>
   <w16cid:commentId w16cid:paraId="473E83AF" w16cid:durableId="0E43BB5E"/>
   <w16cid:commentId w16cid:paraId="503E5248" w16cid:durableId="31EF5073"/>
   <w16cid:commentId w16cid:paraId="72E8A015" w16cid:durableId="2EE8EE0A"/>
@@ -10898,9 +10811,6 @@
 <w15:people xmlns:wpc="http://schemas.microsoft.com/office/word/2010/wordprocessingCanvas" xmlns:cx="http://schemas.microsoft.com/office/drawing/2014/chartex" xmlns:cx1="http://schemas.microsoft.com/office/drawing/2015/9/8/chartex" xmlns:cx2="http://schemas.microsoft.com/office/drawing/2015/10/21/chartex" xmlns:cx3="http://schemas.microsoft.com/office/drawing/2016/5/9/chartex" xmlns:cx4="http://schemas.microsoft.com/office/drawing/2016/5/10/chartex" xmlns:cx5="http://schemas.microsoft.com/office/drawing/2016/5/11/chartex" xmlns:cx6="http://schemas.microsoft.com/office/drawing/2016/5/12/chartex" xmlns:cx7="http://schemas.microsoft.com/office/drawing/2016/5/13/chartex" xmlns:cx8="http://schemas.microsoft.com/office/drawing/2016/5/14/chartex" xmlns:mc="http://schemas.openxmlformats.org/markup-compatibility/2006" xmlns:aink="http://schemas.microsoft.com/office/drawing/2016/ink" xmlns:am3d="http://schemas.microsoft.com/office/drawing/2017/model3d" xmlns:o="urn:schemas-microsoft-com:office:office" xmlns:oel="http://schemas.microsoft.com/office/2019/extlst" xmlns:r="http://schemas.openxmlformats.org/officeDocument/2006/relationships" xmlns:m="http://schemas.openxmlformats.org/officeDocument/2006/math" xmlns:v="urn:schemas-microsoft-com:vml" xmlns:wp14="http://schemas.microsoft.com/office/word/2010/wordprocessingDrawing" xmlns:wp="http://schemas.openxmlformats.org/drawingml/2006/wordprocessingDrawing" xmlns:w10="urn:schemas-microsoft-com:office:word" xmlns:w="http://schemas.openxmlformats.org/wordprocessingml/2006/main" xmlns:w14="http://schemas.microsoft.com/office/word/2010/wordml" xmlns:w15="http://schemas.microsoft.com/office/word/2012/wordml" xmlns:w16cex="http://schemas.microsoft.com/office/word/2018/wordml/cex" xmlns:w16cid="http://schemas.microsoft.com/office/word/2016/wordml/cid" xmlns:w16="http://schemas.microsoft.com/office/word/2018/wordml" xmlns:w16du="http://schemas.microsoft.com/office/word/2023/wordml/word16du" xmlns:w16sdtdh="http://schemas.microsoft.com/office/word/2020/wordml/sdtdatahash" xmlns:w16sdtfl="http://schemas.microsoft.com/office/word/2024/wordml/sdtformatlock" xmlns:w16se="http://schemas.microsoft.com/office/word/2015/wordml/symex" xmlns:wpg="http://schemas.microsoft.com/office/word/2010/wordprocessingGroup" xmlns:wpi="http://schemas.microsoft.com/office/word/2010/wordprocessingInk" xmlns:wne="http://schemas.microsoft.com/office/word/2006/wordml" xmlns:wps="http://schemas.microsoft.com/office/word/2010/wordprocessingShape" mc:Ignorable="w14 w15 w16se w16cid w16 w16cex w16sdtdh w16sdtfl w16du wp14">
   <w15:person w15:author="Striegel, Martin">
     <w15:presenceInfo w15:providerId="AD" w15:userId="S::martin.striegel@ifm.com::9d646231-3585-4d5e-a9d6-19e2fe568df8"/>
-  </w15:person>
-  <w15:person w15:author="Nuber, Nathalie">
-    <w15:presenceInfo w15:providerId="AD" w15:userId="S::nathalie.nuber@ifm.com::64826a5e-75fc-44e6-a073-417b106d7220"/>
   </w15:person>
 </w15:people>
 </file>
@@ -11923,6 +11833,26 @@
 </file>
 
 <file path=customXml/item1.xml><?xml version="1.0" encoding="utf-8"?>
+<?mso-contentType ?>
+<FormTemplates xmlns="http://schemas.microsoft.com/sharepoint/v3/contenttype/forms">
+  <Display>DocumentLibraryForm</Display>
+  <Edit>DocumentLibraryForm</Edit>
+  <New>DocumentLibraryForm</New>
+</FormTemplates>
+</file>
+
+<file path=customXml/item2.xml><?xml version="1.0" encoding="utf-8"?>
+<p:properties xmlns:p="http://schemas.microsoft.com/office/2006/metadata/properties" xmlns:xsi="http://www.w3.org/2001/XMLSchema-instance" xmlns:pc="http://schemas.microsoft.com/office/infopath/2007/PartnerControls">
+  <documentManagement>
+    <TaxCatchAll xmlns="c101e2d4-f9b8-4b59-85af-c757280c9e2a" xsi:nil="true"/>
+    <lcf76f155ced4ddcb4097134ff3c332f xmlns="11ef7d47-a9d6-4f35-9e93-1b761eaf7475">
+      <Terms xmlns="http://schemas.microsoft.com/office/infopath/2007/PartnerControls"/>
+    </lcf76f155ced4ddcb4097134ff3c332f>
+  </documentManagement>
+</p:properties>
+</file>
+
+<file path=customXml/item3.xml><?xml version="1.0" encoding="utf-8"?>
 <ct:contentTypeSchema xmlns:ct="http://schemas.microsoft.com/office/2006/metadata/contentType" xmlns:ma="http://schemas.microsoft.com/office/2006/metadata/properties/metaAttributes" ct:_="" ma:_="" ma:contentTypeName="Document" ma:contentTypeID="0x010100FA1BADD983720D40B3D13E530792E119" ma:contentTypeVersion="14" ma:contentTypeDescription="Create a new document." ma:contentTypeScope="" ma:versionID="8da72ad5a6347d0ee8d0ab915ed920f7">
   <xsd:schema xmlns:xsd="http://www.w3.org/2001/XMLSchema" xmlns:xs="http://www.w3.org/2001/XMLSchema" xmlns:p="http://schemas.microsoft.com/office/2006/metadata/properties" xmlns:ns2="11ef7d47-a9d6-4f35-9e93-1b761eaf7475" xmlns:ns3="c101e2d4-f9b8-4b59-85af-c757280c9e2a" targetNamespace="http://schemas.microsoft.com/office/2006/metadata/properties" ma:root="true" ma:fieldsID="3bfcc7b185e903c453bf9033e5146010" ns2:_="" ns3:_="">
     <xsd:import namespace="11ef7d47-a9d6-4f35-9e93-1b761eaf7475"/>
@@ -12151,27 +12081,26 @@
 </ct:contentTypeSchema>
 </file>
 
-<file path=customXml/item2.xml><?xml version="1.0" encoding="utf-8"?>
-<p:properties xmlns:p="http://schemas.microsoft.com/office/2006/metadata/properties" xmlns:xsi="http://www.w3.org/2001/XMLSchema-instance" xmlns:pc="http://schemas.microsoft.com/office/infopath/2007/PartnerControls">
-  <documentManagement>
-    <TaxCatchAll xmlns="c101e2d4-f9b8-4b59-85af-c757280c9e2a" xsi:nil="true"/>
-    <lcf76f155ced4ddcb4097134ff3c332f xmlns="11ef7d47-a9d6-4f35-9e93-1b761eaf7475">
-      <Terms xmlns="http://schemas.microsoft.com/office/infopath/2007/PartnerControls"/>
-    </lcf76f155ced4ddcb4097134ff3c332f>
-  </documentManagement>
-</p:properties>
+<file path=customXml/itemProps1.xml><?xml version="1.0" encoding="utf-8"?>
+<ds:datastoreItem xmlns:ds="http://schemas.openxmlformats.org/officeDocument/2006/customXml" ds:itemID="{2CE8ADA1-C12E-482F-84E0-2B8D224F7F5A}">
+  <ds:schemaRefs>
+    <ds:schemaRef ds:uri="http://schemas.microsoft.com/sharepoint/v3/contenttype/forms"/>
+  </ds:schemaRefs>
+</ds:datastoreItem>
 </file>
 
-<file path=customXml/item3.xml><?xml version="1.0" encoding="utf-8"?>
-<?mso-contentType ?>
-<FormTemplates xmlns="http://schemas.microsoft.com/sharepoint/v3/contenttype/forms">
-  <Display>DocumentLibraryForm</Display>
-  <Edit>DocumentLibraryForm</Edit>
-  <New>DocumentLibraryForm</New>
-</FormTemplates>
+<file path=customXml/itemProps2.xml><?xml version="1.0" encoding="utf-8"?>
+<ds:datastoreItem xmlns:ds="http://schemas.openxmlformats.org/officeDocument/2006/customXml" ds:itemID="{06B65B88-1340-477B-9877-F5CF3CE2620E}">
+  <ds:schemaRefs>
+    <ds:schemaRef ds:uri="http://schemas.microsoft.com/office/2006/metadata/properties"/>
+    <ds:schemaRef ds:uri="http://schemas.microsoft.com/office/infopath/2007/PartnerControls"/>
+    <ds:schemaRef ds:uri="c101e2d4-f9b8-4b59-85af-c757280c9e2a"/>
+    <ds:schemaRef ds:uri="11ef7d47-a9d6-4f35-9e93-1b761eaf7475"/>
+  </ds:schemaRefs>
+</ds:datastoreItem>
 </file>
 
-<file path=customXml/itemProps1.xml><?xml version="1.0" encoding="utf-8"?>
+<file path=customXml/itemProps3.xml><?xml version="1.0" encoding="utf-8"?>
 <ds:datastoreItem xmlns:ds="http://schemas.openxmlformats.org/officeDocument/2006/customXml" ds:itemID="{FC6FBF7D-196D-4C48-8787-1828CA364F86}">
   <ds:schemaRefs>
     <ds:schemaRef ds:uri="http://schemas.microsoft.com/office/2006/metadata/contentType"/>
@@ -12190,25 +12119,6 @@
 </ds:datastoreItem>
 </file>
 
-<file path=customXml/itemProps2.xml><?xml version="1.0" encoding="utf-8"?>
-<ds:datastoreItem xmlns:ds="http://schemas.openxmlformats.org/officeDocument/2006/customXml" ds:itemID="{06B65B88-1340-477B-9877-F5CF3CE2620E}">
-  <ds:schemaRefs>
-    <ds:schemaRef ds:uri="http://schemas.microsoft.com/office/2006/metadata/properties"/>
-    <ds:schemaRef ds:uri="http://schemas.microsoft.com/office/infopath/2007/PartnerControls"/>
-    <ds:schemaRef ds:uri="c101e2d4-f9b8-4b59-85af-c757280c9e2a"/>
-    <ds:schemaRef ds:uri="11ef7d47-a9d6-4f35-9e93-1b761eaf7475"/>
-  </ds:schemaRefs>
-</ds:datastoreItem>
-</file>
-
-<file path=customXml/itemProps3.xml><?xml version="1.0" encoding="utf-8"?>
-<ds:datastoreItem xmlns:ds="http://schemas.openxmlformats.org/officeDocument/2006/customXml" ds:itemID="{2CE8ADA1-C12E-482F-84E0-2B8D224F7F5A}">
-  <ds:schemaRefs>
-    <ds:schemaRef ds:uri="http://schemas.microsoft.com/sharepoint/v3/contenttype/forms"/>
-  </ds:schemaRefs>
-</ds:datastoreItem>
-</file>
-
 <file path=docMetadata/LabelInfo.xml><?xml version="1.0" encoding="utf-8"?>
 <clbl:labelList xmlns:clbl="http://schemas.microsoft.com/office/2020/mipLabelMetadata">
   <clbl:label id="{39a2bf83-66a5-4a83-86f7-a5e71e321ff7}" enabled="1" method="Standard" siteId="{2782ef14-4849-46b4-b90d-d7e83fc425ca}" contentBits="2" removed="0"/>
